--- a/docs/submission/20260705/pre-fixed-fare-submission-full-set-v1-candidate.docx
+++ b/docs/submission/20260705/pre-fixed-fare-submission-full-set-v1-candidate.docx
@@ -1336,7 +1336,7 @@
           <wp:inline distT="0" distB="0" distL="0" distR="0">
             <wp:extent cx="4953000" cy="6191250"/>
             <wp:effectExtent t="0" r="0" b="0" l="0"/>
-            <wp:docPr id="1" descr="利用者の走行予定ルート選択画面" title="利用者の走行予定ルート選択画面"/>
+            <wp:docPr id="1" name="" descr="" title=""/>
             <wp:cNvGraphicFramePr>
               <a:graphicFrameLocks xmlns:a="http://schemas.openxmlformats.org/drawingml/2006/main" noChangeAspect="1"/>
             </wp:cNvGraphicFramePr>
@@ -1440,7 +1440,7 @@
           <wp:inline distT="0" distB="0" distL="0" distR="0">
             <wp:extent cx="4953000" cy="4476750"/>
             <wp:effectExtent t="0" r="0" b="0" l="0"/>
-            <wp:docPr id="1" descr="旅客同意確認画面" title="旅客同意確認画面"/>
+            <wp:docPr id="1" name="" descr="" title=""/>
             <wp:cNvGraphicFramePr>
               <a:graphicFrameLocks xmlns:a="http://schemas.openxmlformats.org/drawingml/2006/main" noChangeAspect="1"/>
             </wp:cNvGraphicFramePr>
@@ -1544,7 +1544,7 @@
           <wp:inline distT="0" distB="0" distL="0" distR="0">
             <wp:extent cx="4953000" cy="3238500"/>
             <wp:effectExtent t="0" r="0" b="0" l="0"/>
-            <wp:docPr id="1" descr="ドライバー用確定ルート確認画面" title="ドライバー用確定ルート確認画面"/>
+            <wp:docPr id="1" name="" descr="" title=""/>
             <wp:cNvGraphicFramePr>
               <a:graphicFrameLocks xmlns:a="http://schemas.openxmlformats.org/drawingml/2006/main" noChangeAspect="1"/>
             </wp:cNvGraphicFramePr>
@@ -1648,7 +1648,7 @@
           <wp:inline distT="0" distB="0" distL="0" distR="0">
             <wp:extent cx="4953000" cy="15478125"/>
             <wp:effectExtent t="0" r="0" b="0" l="0"/>
-            <wp:docPr id="1" descr="領収書・レシート明細画面" title="領収書・レシート明細画面"/>
+            <wp:docPr id="1" name="" descr="" title=""/>
             <wp:cNvGraphicFramePr>
               <a:graphicFrameLocks xmlns:a="http://schemas.openxmlformats.org/drawingml/2006/main" noChangeAspect="1"/>
             </wp:cNvGraphicFramePr>

--- a/docs/submission/20260705/pre-fixed-fare-submission-full-set-v1-candidate.docx
+++ b/docs/submission/20260705/pre-fixed-fare-submission-full-set-v1-candidate.docx
@@ -85,7 +85,7 @@
           <w:sz w:val="21"/>
           <w:szCs w:val="21"/>
         </w:rPr>
-        <w:t xml:space="preserve">山本信勝</w:t>
+        <w:t xml:space="preserve">山本 信勝</w:t>
       </w:r>
     </w:p>
     <w:p>
@@ -226,7 +226,7 @@
           <w:sz w:val="21"/>
           <w:szCs w:val="21"/>
         </w:rPr>
-        <w:t xml:space="preserve">代表者氏名：山本信勝</w:t>
+        <w:t xml:space="preserve">代表者氏名：山本 信勝　　　　　　　　　　　　印</w:t>
       </w:r>
     </w:p>
     <w:p>
@@ -1725,6 +1725,231 @@
     </w:p>
     <w:p>
       <w:pPr>
+        <w:pStyle w:val="Heading2"/>
+        <w:spacing w:after="160" w:before="200"/>
+        <w:jc w:val="left"/>
+      </w:pPr>
+      <w:r>
+        <w:rPr>
+          <w:rFonts w:ascii="Yu Gothic" w:cs="Yu Gothic" w:eastAsia="Yu Gothic" w:hAnsi="Yu Gothic"/>
+          <w:b/>
+          <w:bCs/>
+          <w:i w:val="false"/>
+          <w:iCs w:val="false"/>
+          <w:sz w:val="30"/>
+          <w:szCs w:val="30"/>
+        </w:rPr>
+        <w:t xml:space="preserve">乗務員端末 予約詳細（確定運賃・同意証跡）</w:t>
+      </w:r>
+    </w:p>
+    <w:p>
+      <w:pPr>
+        <w:spacing w:after="120" w:before="80"/>
+        <w:jc w:val="center"/>
+      </w:pPr>
+      <w:r>
+        <w:drawing>
+          <wp:inline distT="0" distB="0" distL="0" distR="0">
+            <wp:extent cx="4953000" cy="40005000"/>
+            <wp:effectExtent t="0" r="0" b="0" l="0"/>
+            <wp:docPr id="1" name="" descr="" title=""/>
+            <wp:cNvGraphicFramePr>
+              <a:graphicFrameLocks xmlns:a="http://schemas.openxmlformats.org/drawingml/2006/main" noChangeAspect="1"/>
+            </wp:cNvGraphicFramePr>
+            <a:graphic xmlns:a="http://schemas.openxmlformats.org/drawingml/2006/main">
+              <a:graphicData uri="http://schemas.openxmlformats.org/drawingml/2006/picture">
+                <pic:pic xmlns:pic="http://schemas.openxmlformats.org/drawingml/2006/picture">
+                  <pic:nvPicPr>
+                    <pic:cNvPr id="0" name="" descr=""/>
+                    <pic:cNvPicPr>
+                      <a:picLocks noChangeAspect="1" noChangeArrowheads="1"/>
+                    </pic:cNvPicPr>
+                  </pic:nvPicPr>
+                  <pic:blipFill>
+                    <a:blip r:embed="rId11" cstate="none"/>
+                    <a:srcRect/>
+                    <a:stretch>
+                      <a:fillRect/>
+                    </a:stretch>
+                  </pic:blipFill>
+                  <pic:spPr bwMode="auto">
+                    <a:xfrm>
+                      <a:off x="0" y="0"/>
+                      <a:ext cx="4953000" cy="40005000"/>
+                    </a:xfrm>
+                    <a:prstGeom prst="rect">
+                      <a:avLst/>
+                    </a:prstGeom>
+                  </pic:spPr>
+                </pic:pic>
+              </a:graphicData>
+            </a:graphic>
+          </wp:inline>
+        </w:drawing>
+      </w:r>
+    </w:p>
+    <w:p>
+      <w:pPr>
+        <w:spacing w:after="120" w:before="0"/>
+      </w:pPr>
+      <w:r>
+        <w:rPr>
+          <w:rFonts w:ascii="Yu Gothic" w:cs="Yu Gothic" w:eastAsia="Yu Gothic" w:hAnsi="Yu Gothic"/>
+          <w:b w:val="false"/>
+          <w:bCs w:val="false"/>
+          <w:i w:val="false"/>
+          <w:iCs w:val="false"/>
+          <w:sz w:val="21"/>
+          <w:szCs w:val="21"/>
+        </w:rPr>
+        <w:t xml:space="preserve">乗務員端末の予約詳細画面で、事前確定運賃（28,000円）、確定運賃の内訳（運賃本体・介助料金）、確定運賃に含まない特殊車両使用料（1,000円）および同意証跡を確認できることを示します。</w:t>
+      </w:r>
+    </w:p>
+    <w:p>
+      <w:pPr>
+        <w:spacing w:after="120" w:before="0"/>
+      </w:pPr>
+      <w:r>
+        <w:rPr>
+          <w:rFonts w:ascii="Yu Gothic" w:cs="Yu Gothic" w:eastAsia="Yu Gothic" w:hAnsi="Yu Gothic"/>
+          <w:b w:val="false"/>
+          <w:bCs w:val="false"/>
+          <w:i w:val="false"/>
+          <w:iCs w:val="false"/>
+          <w:sz w:val="17"/>
+          <w:szCs w:val="17"/>
+        </w:rPr>
+        <w:t xml:space="preserve">本ページの画面画像は、申請者本人による検証用予約データを使用した操作証跡です。実在の第三者利用者の個人情報は含まれていません。</w:t>
+      </w:r>
+    </w:p>
+    <w:p>
+      <w:r>
+        <w:br w:type="page"/>
+      </w:r>
+    </w:p>
+    <w:p>
+      <w:pPr>
+        <w:pStyle w:val="Heading2"/>
+        <w:spacing w:after="160" w:before="200"/>
+        <w:jc w:val="left"/>
+      </w:pPr>
+      <w:r>
+        <w:rPr>
+          <w:rFonts w:ascii="Yu Gothic" w:cs="Yu Gothic" w:eastAsia="Yu Gothic" w:hAnsi="Yu Gothic"/>
+          <w:b/>
+          <w:bCs/>
+          <w:i w:val="false"/>
+          <w:iCs w:val="false"/>
+          <w:sz w:val="30"/>
+          <w:szCs w:val="30"/>
+        </w:rPr>
+        <w:t xml:space="preserve">補足資料：乗務員端末（メーターアプリ）における各種料金確認画面証跡</w:t>
+      </w:r>
+    </w:p>
+    <w:p>
+      <w:pPr>
+        <w:spacing w:after="120" w:before="0"/>
+      </w:pPr>
+      <w:r>
+        <w:rPr>
+          <w:rFonts w:ascii="Yu Gothic" w:cs="Yu Gothic" w:eastAsia="Yu Gothic" w:hAnsi="Yu Gothic"/>
+          <w:b w:val="false"/>
+          <w:bCs w:val="false"/>
+          <w:i w:val="false"/>
+          <w:iCs w:val="false"/>
+          <w:sz w:val="21"/>
+          <w:szCs w:val="21"/>
+        </w:rPr>
+        <w:t xml:space="preserve">本画面は、乗務員端末において、事前確定運賃本体と各種料金を別行で確認・精算できることを示す補足資料である。各種料金は、別紙2「各種料金表」に基づき、事前確定運賃とは区分して収受・記録する。</w:t>
+      </w:r>
+    </w:p>
+    <w:p>
+      <w:pPr>
+        <w:spacing w:after="120" w:before="80"/>
+        <w:jc w:val="center"/>
+      </w:pPr>
+      <w:r>
+        <w:drawing>
+          <wp:inline distT="0" distB="0" distL="0" distR="0">
+            <wp:extent cx="4953000" cy="6677025"/>
+            <wp:effectExtent t="0" r="0" b="0" l="0"/>
+            <wp:docPr id="1" name="" descr="" title=""/>
+            <wp:cNvGraphicFramePr>
+              <a:graphicFrameLocks xmlns:a="http://schemas.openxmlformats.org/drawingml/2006/main" noChangeAspect="1"/>
+            </wp:cNvGraphicFramePr>
+            <a:graphic xmlns:a="http://schemas.openxmlformats.org/drawingml/2006/main">
+              <a:graphicData uri="http://schemas.openxmlformats.org/drawingml/2006/picture">
+                <pic:pic xmlns:pic="http://schemas.openxmlformats.org/drawingml/2006/picture">
+                  <pic:nvPicPr>
+                    <pic:cNvPr id="0" name="" descr=""/>
+                    <pic:cNvPicPr>
+                      <a:picLocks noChangeAspect="1" noChangeArrowheads="1"/>
+                    </pic:cNvPicPr>
+                  </pic:nvPicPr>
+                  <pic:blipFill>
+                    <a:blip r:embed="rId12" cstate="none"/>
+                    <a:srcRect/>
+                    <a:stretch>
+                      <a:fillRect/>
+                    </a:stretch>
+                  </pic:blipFill>
+                  <pic:spPr bwMode="auto">
+                    <a:xfrm>
+                      <a:off x="0" y="0"/>
+                      <a:ext cx="4953000" cy="6677025"/>
+                    </a:xfrm>
+                    <a:prstGeom prst="rect">
+                      <a:avLst/>
+                    </a:prstGeom>
+                  </pic:spPr>
+                </pic:pic>
+              </a:graphicData>
+            </a:graphic>
+          </wp:inline>
+        </w:drawing>
+      </w:r>
+    </w:p>
+    <w:p>
+      <w:pPr>
+        <w:spacing w:after="120" w:before="0"/>
+      </w:pPr>
+      <w:r>
+        <w:rPr>
+          <w:rFonts w:ascii="Yu Gothic" w:cs="Yu Gothic" w:eastAsia="Yu Gothic" w:hAnsi="Yu Gothic"/>
+          <w:b w:val="false"/>
+          <w:bCs w:val="false"/>
+          <w:i w:val="false"/>
+          <w:iCs w:val="false"/>
+          <w:sz w:val="21"/>
+          <w:szCs w:val="21"/>
+        </w:rPr>
+        <w:t xml:space="preserve">メーター画面の予約・迎車メニューで迎車料800円、特殊車両料金1,000円を別枠で加算できることを示します（別紙2の迎車料・特殊車両使用料と一致）。</w:t>
+      </w:r>
+    </w:p>
+    <w:p>
+      <w:pPr>
+        <w:spacing w:after="120" w:before="0"/>
+      </w:pPr>
+      <w:r>
+        <w:rPr>
+          <w:rFonts w:ascii="Yu Gothic" w:cs="Yu Gothic" w:eastAsia="Yu Gothic" w:hAnsi="Yu Gothic"/>
+          <w:b w:val="false"/>
+          <w:bCs w:val="false"/>
+          <w:i w:val="false"/>
+          <w:iCs w:val="false"/>
+          <w:sz w:val="17"/>
+          <w:szCs w:val="17"/>
+        </w:rPr>
+        <w:t xml:space="preserve">本ページの画面画像は、申請者本人による検証用予約データを使用した操作証跡です。実在の第三者利用者の個人情報は含まれていません。</w:t>
+      </w:r>
+    </w:p>
+    <w:p>
+      <w:r>
+        <w:br w:type="page"/>
+      </w:r>
+    </w:p>
+    <w:p>
+      <w:pPr>
         <w:pStyle w:val="Heading1"/>
         <w:spacing w:after="160" w:before="240"/>
         <w:jc w:val="center"/>
@@ -38664,7 +38889,7 @@
                 <w:sz w:val="19"/>
                 <w:szCs w:val="19"/>
               </w:rPr>
-              <w:t xml:space="preserve">申請書本体・認可運賃表に基づき記入</w:t>
+              <w:t xml:space="preserve">22時から翌5時まで2割増</w:t>
             </w:r>
           </w:p>
         </w:tc>
@@ -38726,7 +38951,7 @@
                 <w:sz w:val="19"/>
                 <w:szCs w:val="19"/>
               </w:rPr>
-              <w:t xml:space="preserve">申請書本体・認可運賃表に基づき記入</w:t>
+              <w:t xml:space="preserve">身体障害者・知的障害者は1割引</w:t>
             </w:r>
           </w:p>
         </w:tc>
@@ -38788,7 +39013,7 @@
                 <w:sz w:val="19"/>
                 <w:szCs w:val="19"/>
               </w:rPr>
-              <w:t xml:space="preserve">申請書本体・認可運賃表に基づき記入</w:t>
+              <w:t xml:space="preserve">事前確定運賃算定時は1円未満の端数を四捨五入</w:t>
             </w:r>
           </w:p>
         </w:tc>
@@ -38850,7 +39075,7 @@
                 <w:sz w:val="19"/>
                 <w:szCs w:val="19"/>
               </w:rPr>
-              <w:t xml:space="preserve">申請書本体・認可運賃表に基づき記入</w:t>
+              <w:t xml:space="preserve">認可日以降、令和8年9月1日予定</w:t>
             </w:r>
           </w:p>
         </w:tc>
